--- a/evaluation/qualtrics/01_HCPs_PRE/separate_HCPs/2_cases_per_HCP/HCP_3/main.docx
+++ b/evaluation/qualtrics/01_HCPs_PRE/separate_HCPs/2_cases_per_HCP/HCP_3/main.docx
@@ -749,7 +749,7 @@
               <w:rPr>
                 <w:sz w:val="19"/>
               </w:rPr>
-              <w:t>Na 21 dagen EMA-monitoring construeert PHOENIX een bipartiet netwerk: een graaf met twee kolommensets en gewogen verbindingen daartussen.</w:t>
+              <w:t>Na voldoende EMA-monitoring construeert PHOENIX een bipartiet netwerk: een graaf met twee kolommensets en gewogen verbindingen daartussen.</w:t>
             </w:r>
           </w:p>
           <w:p>
@@ -826,7 +826,7 @@
       <w:tr>
         <w:tc>
           <w:tcPr>
-            <w:tcW w:type="dxa" w:w="2436"/>
+            <w:tcW w:type="dxa" w:w="737"/>
           </w:tcPr>
           <w:p>
             <w:r>
@@ -840,7 +840,7 @@
         </w:tc>
         <w:tc>
           <w:tcPr>
-            <w:tcW w:type="dxa" w:w="2436"/>
+            <w:tcW w:type="dxa" w:w="2268"/>
           </w:tcPr>
           <w:p>
             <w:r>
@@ -854,7 +854,7 @@
         </w:tc>
         <w:tc>
           <w:tcPr>
-            <w:tcW w:type="dxa" w:w="2436"/>
+            <w:tcW w:type="dxa" w:w="4932"/>
           </w:tcPr>
           <w:p>
             <w:r>
@@ -868,7 +868,7 @@
         </w:tc>
         <w:tc>
           <w:tcPr>
-            <w:tcW w:type="dxa" w:w="2436"/>
+            <w:tcW w:type="dxa" w:w="1134"/>
           </w:tcPr>
           <w:p>
             <w:r>
@@ -884,7 +884,7 @@
       <w:tr>
         <w:tc>
           <w:tcPr>
-            <w:tcW w:type="dxa" w:w="2436"/>
+            <w:tcW w:type="dxa" w:w="737"/>
           </w:tcPr>
           <w:p>
             <w:r>
@@ -897,7 +897,7 @@
         </w:tc>
         <w:tc>
           <w:tcPr>
-            <w:tcW w:type="dxa" w:w="2436"/>
+            <w:tcW w:type="dxa" w:w="2268"/>
           </w:tcPr>
           <w:p>
             <w:r>
@@ -910,7 +910,7 @@
         </w:tc>
         <w:tc>
           <w:tcPr>
-            <w:tcW w:type="dxa" w:w="2436"/>
+            <w:tcW w:type="dxa" w:w="4932"/>
           </w:tcPr>
           <w:p>
             <w:r>
@@ -923,7 +923,7 @@
         </w:tc>
         <w:tc>
           <w:tcPr>
-            <w:tcW w:type="dxa" w:w="2436"/>
+            <w:tcW w:type="dxa" w:w="1134"/>
           </w:tcPr>
           <w:p>
             <w:r>
@@ -938,7 +938,7 @@
       <w:tr>
         <w:tc>
           <w:tcPr>
-            <w:tcW w:type="dxa" w:w="2436"/>
+            <w:tcW w:type="dxa" w:w="737"/>
           </w:tcPr>
           <w:p>
             <w:r>
@@ -951,7 +951,7 @@
         </w:tc>
         <w:tc>
           <w:tcPr>
-            <w:tcW w:type="dxa" w:w="2436"/>
+            <w:tcW w:type="dxa" w:w="2268"/>
           </w:tcPr>
           <w:p>
             <w:r>
@@ -964,7 +964,7 @@
         </w:tc>
         <w:tc>
           <w:tcPr>
-            <w:tcW w:type="dxa" w:w="2436"/>
+            <w:tcW w:type="dxa" w:w="4932"/>
           </w:tcPr>
           <w:p>
             <w:r>
@@ -977,7 +977,7 @@
         </w:tc>
         <w:tc>
           <w:tcPr>
-            <w:tcW w:type="dxa" w:w="2436"/>
+            <w:tcW w:type="dxa" w:w="1134"/>
           </w:tcPr>
           <w:p>
             <w:r>
@@ -992,7 +992,7 @@
       <w:tr>
         <w:tc>
           <w:tcPr>
-            <w:tcW w:type="dxa" w:w="2436"/>
+            <w:tcW w:type="dxa" w:w="737"/>
           </w:tcPr>
           <w:p>
             <w:r>
@@ -1005,7 +1005,7 @@
         </w:tc>
         <w:tc>
           <w:tcPr>
-            <w:tcW w:type="dxa" w:w="2436"/>
+            <w:tcW w:type="dxa" w:w="2268"/>
           </w:tcPr>
           <w:p>
             <w:r>
@@ -1018,7 +1018,7 @@
         </w:tc>
         <w:tc>
           <w:tcPr>
-            <w:tcW w:type="dxa" w:w="2436"/>
+            <w:tcW w:type="dxa" w:w="4932"/>
           </w:tcPr>
           <w:p>
             <w:r>
@@ -1031,7 +1031,7 @@
         </w:tc>
         <w:tc>
           <w:tcPr>
-            <w:tcW w:type="dxa" w:w="2436"/>
+            <w:tcW w:type="dxa" w:w="1134"/>
           </w:tcPr>
           <w:p>
             <w:r>
@@ -1046,7 +1046,7 @@
       <w:tr>
         <w:tc>
           <w:tcPr>
-            <w:tcW w:type="dxa" w:w="2436"/>
+            <w:tcW w:type="dxa" w:w="737"/>
           </w:tcPr>
           <w:p>
             <w:r>
@@ -1059,7 +1059,7 @@
         </w:tc>
         <w:tc>
           <w:tcPr>
-            <w:tcW w:type="dxa" w:w="2436"/>
+            <w:tcW w:type="dxa" w:w="2268"/>
           </w:tcPr>
           <w:p>
             <w:r>
@@ -1072,7 +1072,7 @@
         </w:tc>
         <w:tc>
           <w:tcPr>
-            <w:tcW w:type="dxa" w:w="2436"/>
+            <w:tcW w:type="dxa" w:w="4932"/>
           </w:tcPr>
           <w:p>
             <w:r>
@@ -1085,7 +1085,7 @@
         </w:tc>
         <w:tc>
           <w:tcPr>
-            <w:tcW w:type="dxa" w:w="2436"/>
+            <w:tcW w:type="dxa" w:w="1134"/>
           </w:tcPr>
           <w:p>
             <w:r>
@@ -1100,7 +1100,7 @@
       <w:tr>
         <w:tc>
           <w:tcPr>
-            <w:tcW w:type="dxa" w:w="2436"/>
+            <w:tcW w:type="dxa" w:w="737"/>
           </w:tcPr>
           <w:p>
             <w:r>
@@ -1113,7 +1113,7 @@
         </w:tc>
         <w:tc>
           <w:tcPr>
-            <w:tcW w:type="dxa" w:w="2436"/>
+            <w:tcW w:type="dxa" w:w="2268"/>
           </w:tcPr>
           <w:p>
             <w:r>
@@ -1126,7 +1126,7 @@
         </w:tc>
         <w:tc>
           <w:tcPr>
-            <w:tcW w:type="dxa" w:w="2436"/>
+            <w:tcW w:type="dxa" w:w="4932"/>
           </w:tcPr>
           <w:p>
             <w:r>
@@ -1139,7 +1139,7 @@
         </w:tc>
         <w:tc>
           <w:tcPr>
-            <w:tcW w:type="dxa" w:w="2436"/>
+            <w:tcW w:type="dxa" w:w="1134"/>
           </w:tcPr>
           <w:p>
             <w:r>
@@ -1154,7 +1154,7 @@
       <w:tr>
         <w:tc>
           <w:tcPr>
-            <w:tcW w:type="dxa" w:w="2436"/>
+            <w:tcW w:type="dxa" w:w="737"/>
           </w:tcPr>
           <w:p>
             <w:r>
@@ -1167,7 +1167,7 @@
         </w:tc>
         <w:tc>
           <w:tcPr>
-            <w:tcW w:type="dxa" w:w="2436"/>
+            <w:tcW w:type="dxa" w:w="2268"/>
           </w:tcPr>
           <w:p>
             <w:r>
@@ -1180,7 +1180,7 @@
         </w:tc>
         <w:tc>
           <w:tcPr>
-            <w:tcW w:type="dxa" w:w="2436"/>
+            <w:tcW w:type="dxa" w:w="4932"/>
           </w:tcPr>
           <w:p>
             <w:r>
@@ -1193,7 +1193,7 @@
         </w:tc>
         <w:tc>
           <w:tcPr>
-            <w:tcW w:type="dxa" w:w="2436"/>
+            <w:tcW w:type="dxa" w:w="1134"/>
           </w:tcPr>
           <w:p>
             <w:r>
@@ -1208,7 +1208,7 @@
       <w:tr>
         <w:tc>
           <w:tcPr>
-            <w:tcW w:type="dxa" w:w="2436"/>
+            <w:tcW w:type="dxa" w:w="737"/>
           </w:tcPr>
           <w:p>
             <w:r>
@@ -1221,7 +1221,7 @@
         </w:tc>
         <w:tc>
           <w:tcPr>
-            <w:tcW w:type="dxa" w:w="2436"/>
+            <w:tcW w:type="dxa" w:w="2268"/>
           </w:tcPr>
           <w:p>
             <w:r>
@@ -1235,7 +1235,7 @@
         </w:tc>
         <w:tc>
           <w:tcPr>
-            <w:tcW w:type="dxa" w:w="2436"/>
+            <w:tcW w:type="dxa" w:w="4932"/>
           </w:tcPr>
           <w:p>
             <w:r>
@@ -1248,7 +1248,7 @@
         </w:tc>
         <w:tc>
           <w:tcPr>
-            <w:tcW w:type="dxa" w:w="2436"/>
+            <w:tcW w:type="dxa" w:w="1134"/>
           </w:tcPr>
           <w:p>
             <w:r>
@@ -1513,7 +1513,7 @@
                 <w:color w:val="6D28D9"/>
                 <w:sz w:val="20"/>
               </w:rPr>
-              <w:t>Uitgewerkt voorbeeld – Deel 1 – Nadia (38-jarige verpleegkundige)  |  Hoe formuleert u een correct symptoomlabel?</w:t>
+              <w:t>Voorbeeld — Deel 1: Operationalisering  |  Hoe formuleert u een correct symptoomlabel?</w:t>
             </w:r>
           </w:p>
           <w:p>
@@ -2196,7 +2196,7 @@
                 <w:color w:val="6D28D9"/>
                 <w:sz w:val="20"/>
               </w:rPr>
-              <w:t>Uitgewerkt voorbeeld – Deel 2 – Nadia (38-jarige verpleegkundige)  |  Hoe genereert u behandelingsoptielabels?</w:t>
+              <w:t>Voorbeeld — Deel 2: Initieel observatiemodel  |  Hoe genereert u behandelingsoptielabels?</w:t>
             </w:r>
           </w:p>
           <w:p>
@@ -3018,7 +3018,7 @@
                 <w:color w:val="6D28D9"/>
                 <w:sz w:val="20"/>
               </w:rPr>
-              <w:t>Uitgewerkt voorbeeld – Deel 3 – Nadia (38-jarige verpleegkundige)  |  Hoe leest u het netwerk en rangschikt u de behandelingsopties?</w:t>
+              <w:t>Voorbeeld — Deel 3: Behandeldoelprioritering  |  Hoe leest u het netwerk en rangschikt u de behandelingsopties?</w:t>
             </w:r>
           </w:p>
           <w:p>
@@ -4274,7 +4274,7 @@
                 <w:color w:val="6D28D9"/>
                 <w:sz w:val="20"/>
               </w:rPr>
-              <w:t>Uitgewerkt voorbeeld – Deel 4 – Nadia (38-jarige verpleegkundige)  |  Hoe selecteert u de meest passende EMA-items per behandeldoel?</w:t>
+              <w:t>Voorbeeld — Deel 4: Verfijnd observatiemodel  |  Hoe selecteert u de meest passende EMA-items per behandeldoel?</w:t>
             </w:r>
           </w:p>
           <w:p>
@@ -4485,7 +4485,7 @@
               <w:rPr>
                 <w:sz w:val="19"/>
               </w:rPr>
-              <w:t>• Compulsie- en ritueeluitstel (domein: bewust en gradueel uitstellen van mentale controles en rituelen bij obsessionele impuls; vrijwel afwezig in monitoring (0,4/dag))</w:t>
+              <w:t>• Compulsie- en ritueeluitstel</w:t>
             </w:r>
           </w:p>
           <w:p>
@@ -4496,7 +4496,7 @@
               <w:rPr>
                 <w:sz w:val="19"/>
               </w:rPr>
-              <w:t>• Gedragsexperiment en situatiebetreding (domein: bewust opzoeken van eerder vermeden situaties als gedragsexperiment; vermijding hoog (2,8/dag))</w:t>
+              <w:t>• Gedragsexperiment en situatiebetreding</w:t>
             </w:r>
           </w:p>
           <w:p>
@@ -4507,7 +4507,7 @@
               <w:rPr>
                 <w:sz w:val="19"/>
               </w:rPr>
-              <w:t>• Onzekerheids- en intrusietolerantie (domein: bewust verdragen van onzekerheid en intrusieve gedachten zonder compulsieve respons; geruststellingsgedrag hoog (4,3/dag))</w:t>
+              <w:t>• Onzekerheids- en intrusietolerantie</w:t>
             </w:r>
           </w:p>
         </w:tc>
@@ -5212,7 +5212,7 @@
               <w:rPr>
                 <w:sz w:val="19"/>
               </w:rPr>
-              <w:t>• Professionele exposure en gedragsexperiment (domein: bewust deelnemen aan beoordelbare werksituaties zonder terugtrekking; exposurestappen vrijwel afwezig (0,2/dag))</w:t>
+              <w:t>• Professionele exposure en gedragsexperiment</w:t>
             </w:r>
           </w:p>
           <w:p>
@@ -5223,7 +5223,7 @@
               <w:rPr>
                 <w:sz w:val="19"/>
               </w:rPr>
-              <w:t>• Cognitieve naverwerking en ruminatiebeheer (domein: bewust afsluiten van post-event evaluatie via vaste oefening; ruminatieduur hoog (1,8 uur/dag))</w:t>
+              <w:t>• Cognitieve naverwerking en ruminatiebeheer</w:t>
             </w:r>
           </w:p>
           <w:p>
@@ -5234,7 +5234,7 @@
               <w:rPr>
                 <w:sz w:val="19"/>
               </w:rPr>
-              <w:t>• Vermijdingsmonitoring en bewustwording (domein: dagelijks bijhouden van gemiste kansen door vermijdingsgedrag; vermijding hoog (2,1 keer/dag))</w:t>
+              <w:t>• Vermijdingsmonitoring en bewustwording</w:t>
             </w:r>
           </w:p>
         </w:tc>
@@ -6108,7 +6108,7 @@
                 <w:color w:val="6D28D9"/>
                 <w:sz w:val="20"/>
               </w:rPr>
-              <w:t>Uitgewerkt voorbeeld – Deel 5 – Nadia (38-jarige verpleegkundige)  |  Hoe formuleert u een effectieve coachingsboodschap?</w:t>
+              <w:t>Voorbeeld — Deel 5: Mobiele coaching  |  Hoe formuleert u een effectieve coachingsboodschap?</w:t>
             </w:r>
           </w:p>
           <w:p>

--- a/evaluation/qualtrics/01_HCPs_PRE/separate_HCPs/2_cases_per_HCP/HCP_3/main.docx
+++ b/evaluation/qualtrics/01_HCPs_PRE/separate_HCPs/2_cases_per_HCP/HCP_3/main.docx
@@ -384,7 +384,7 @@
               <w:rPr>
                 <w:sz w:val="19"/>
               </w:rPr>
-              <w:t>EMA-metingen en (5) een mobiele coachingsboodschap.</w:t>
+              <w:t>EMA-metingen en (5) een mobiele coachingsboodschap. Aansluitend beantwoordt u in Deel 6 één algemene reflectievraag over uw digitale benaderingslogica.</w:t>
             </w:r>
           </w:p>
           <w:p/>
@@ -1208,6 +1208,48 @@
       <w:tr>
         <w:tc>
           <w:tcPr>
+            <w:tcW w:type="dxa" w:w="2436"/>
+          </w:tcPr>
+          <w:p>
+            <w:r>
+              <w:t>6</w:t>
+            </w:r>
+          </w:p>
+        </w:tc>
+        <w:tc>
+          <w:tcPr>
+            <w:tcW w:type="dxa" w:w="2436"/>
+          </w:tcPr>
+          <w:p>
+            <w:r>
+              <w:t>Reflectie digitale aanpak</w:t>
+            </w:r>
+          </w:p>
+        </w:tc>
+        <w:tc>
+          <w:tcPr>
+            <w:tcW w:type="dxa" w:w="2436"/>
+          </w:tcPr>
+          <w:p>
+            <w:r>
+              <w:t>Beantwoord één algemene reflectievraag over uw EMA-benaderingslogica</w:t>
+            </w:r>
+          </w:p>
+        </w:tc>
+        <w:tc>
+          <w:tcPr>
+            <w:tcW w:type="dxa" w:w="2436"/>
+          </w:tcPr>
+          <w:p>
+            <w:r>
+              <w:t>≈ 5 min</w:t>
+            </w:r>
+          </w:p>
+        </w:tc>
+      </w:tr>
+      <w:tr>
+        <w:tc>
+          <w:tcPr>
             <w:tcW w:type="dxa" w:w="737"/>
           </w:tcPr>
           <w:p>
@@ -1256,7 +1298,7 @@
                 <w:b/>
                 <w:sz w:val="18"/>
               </w:rPr>
-              <w:t>40–50 min</w:t>
+              <w:t>45–55 min</w:t>
             </w:r>
           </w:p>
         </w:tc>
@@ -1299,7 +1341,7 @@
               <w:rPr>
                 <w:sz w:val="19"/>
               </w:rPr>
-              <w:t>1. Werk sequentieel: Deel 1 → Deel 5. Ga pas naar een volgend deel wanneer het huidige deel volledig is afgewerkt voor beide casussen.</w:t>
+              <w:t>1. Werk sequentieel: Deel 1 → Deel 6. Ga pas naar een volgend deel wanneer het huidige deel volledig is afgewerkt voor beide casussen.</w:t>
             </w:r>
           </w:p>
           <w:p>
@@ -1513,7 +1555,7 @@
                 <w:color w:val="6D28D9"/>
                 <w:sz w:val="20"/>
               </w:rPr>
-              <w:t>Voorbeeld — Deel 1: Operationalisering  |  Hoe formuleert u een correct symptoomlabel?</w:t>
+              <w:t>Voorbeeld — Hoe formuleert u een correct symptoomlabel?</w:t>
             </w:r>
           </w:p>
           <w:p>
@@ -2196,7 +2238,7 @@
                 <w:color w:val="6D28D9"/>
                 <w:sz w:val="20"/>
               </w:rPr>
-              <w:t>Voorbeeld — Deel 2: Initieel observatiemodel  |  Hoe genereert u behandelingsoptielabels?</w:t>
+              <w:t>Voorbeeld — Hoe genereert u behandelingsoptielabels?</w:t>
             </w:r>
           </w:p>
           <w:p>
@@ -3018,7 +3060,7 @@
                 <w:color w:val="6D28D9"/>
                 <w:sz w:val="20"/>
               </w:rPr>
-              <w:t>Voorbeeld — Deel 3: Behandeldoelprioritering  |  Hoe leest u het netwerk en rangschikt u de behandelingsopties?</w:t>
+              <w:t>Voorbeeld — Hoe leest u het netwerk en rangschikt u de behandelingsopties?</w:t>
             </w:r>
           </w:p>
           <w:p>
@@ -3029,7 +3071,7 @@
               <w:rPr>
                 <w:sz w:val="19"/>
               </w:rPr>
-              <w:t>Monitoring (voorbeeld): Schermtijd voor slapengaan: 18/21 avonden actief (gem. 65 min). Lichaamsbeweging: 0,8 sessies/week. Sociaal contact op eigen initiatief: 0,9/week.</w:t>
+              <w:t>Monitoring (voorbeeld): Schermtijd voor slapengaan: 18/21 avonden actief (gem. 65 min). Lichaamsbeweging: 0,8 sessies/week. Sociaal contact op eigen initiatief: 5 keer/week (reeds adequaat).</w:t>
             </w:r>
           </w:p>
           <w:p/>
@@ -3119,7 +3161,7 @@
               <w:rPr>
                 <w:sz w:val="19"/>
               </w:rPr>
-              <w:t xml:space="preserve">  3. BO-3 (Sociaal contact): sterk negatief verband met S-3; laag (0,9/week) → prioriteit 3.</w:t>
+              <w:t xml:space="preserve">  3. BO-3 (Sociaal contact): sterk negatief verband met S-3; laag (5 keer/week (reeds adequaat)) → prioriteit 3.</w:t>
             </w:r>
           </w:p>
         </w:tc>
@@ -4274,7 +4316,7 @@
                 <w:color w:val="6D28D9"/>
                 <w:sz w:val="20"/>
               </w:rPr>
-              <w:t>Voorbeeld — Deel 4: Verfijnd observatiemodel  |  Hoe selecteert u de meest passende EMA-items per behandeldoel?</w:t>
+              <w:t>Voorbeeld — Hoe selecteert u de meest passende EMA-items per behandeldoel?</w:t>
             </w:r>
           </w:p>
           <w:p>
@@ -4363,7 +4405,7 @@
               <w:rPr>
                 <w:sz w:val="19"/>
               </w:rPr>
-              <w:t xml:space="preserve">  × 'Cafeïne-inname na 15.00 uur (aantal)' → niet juist (raakt slaap slechts zijdelings)</w:t>
+              <w:t xml:space="preserve">  × 'Duur aerobe activiteit vandaag (min)' → niet juist (operationaliseert lichamelijke activiteit, niet Slaapkwaliteit)</w:t>
             </w:r>
           </w:p>
           <w:p>
@@ -4485,7 +4527,7 @@
               <w:rPr>
                 <w:sz w:val="19"/>
               </w:rPr>
-              <w:t>• Compulsie- en ritueeluitstel</w:t>
+              <w:t>• Compulsie-uitstel</w:t>
             </w:r>
           </w:p>
           <w:p>
@@ -4496,7 +4538,7 @@
               <w:rPr>
                 <w:sz w:val="19"/>
               </w:rPr>
-              <w:t>• Gedragsexperiment en situatiebetreding</w:t>
+              <w:t>• Situatiebetreding</w:t>
             </w:r>
           </w:p>
           <w:p>
@@ -5212,7 +5254,7 @@
               <w:rPr>
                 <w:sz w:val="19"/>
               </w:rPr>
-              <w:t>• Professionele exposure en gedragsexperiment</w:t>
+              <w:t>• Professionele exposureoefening</w:t>
             </w:r>
           </w:p>
           <w:p>
@@ -5223,7 +5265,7 @@
               <w:rPr>
                 <w:sz w:val="19"/>
               </w:rPr>
-              <w:t>• Cognitieve naverwerking en ruminatiebeheer</w:t>
+              <w:t>• Ruminatiebeheersing</w:t>
             </w:r>
           </w:p>
           <w:p>
@@ -5234,7 +5276,7 @@
               <w:rPr>
                 <w:sz w:val="19"/>
               </w:rPr>
-              <w:t>• Vermijdingsmonitoring en bewustwording</w:t>
+              <w:t>• Vermijdingsbewustwording</w:t>
             </w:r>
           </w:p>
         </w:tc>
@@ -5893,7 +5935,7 @@
         <w:rPr>
           <w:color w:val="1E3A5F"/>
         </w:rPr>
-        <w:t>6  Deel 5: Gepersonaliseerde mobiele coachingsboodschap (HAPA-kader)</w:t>
+        <w:t>6  Deel 5: Gepersonaliseerde mobiele coachingsboodschap</w:t>
       </w:r>
     </w:p>
     <w:tbl>
@@ -6108,7 +6150,7 @@
                 <w:color w:val="6D28D9"/>
                 <w:sz w:val="20"/>
               </w:rPr>
-              <w:t>Voorbeeld — Deel 5: Mobiele coaching  |  Hoe formuleert u een effectieve coachingsboodschap?</w:t>
+              <w:t>Voorbeeld — Hoe formuleert u een effectieve coachingsboodschap?</w:t>
             </w:r>
           </w:p>
           <w:p>
@@ -6534,10 +6576,201 @@
         <w:pStyle w:val="Heading1"/>
       </w:pPr>
       <w:r>
+        <w:t>7  Deel 6: Reflectie op digitale benaderingslogica</w:t>
+      </w:r>
+    </w:p>
+    <w:p>
+      <w:pPr>
+        <w:pStyle w:val="Heading3"/>
+      </w:pPr>
+      <w:r>
+        <w:t>Instructies Deel 6 – Algemene reflectievraag</w:t>
+      </w:r>
+    </w:p>
+    <w:p>
+      <w:r>
+        <w:rPr>
+          <w:b/>
+        </w:rPr>
+        <w:t>Context – de PHOENIX-benaderingslogica:</w:t>
+      </w:r>
+    </w:p>
+    <w:p>
+      <w:r>
+        <w:t>PHOENIX verwerkt een vrije klachttekst via vijf opeenvolgende stappen: (1) identificatie van klacht- en toestandsdimensies als meetbare symptomen, (2) generatie van modificeerbare gedragsvariabelen (behandelingsopties), (3) prioritering via een bipartiet netwerk dat op dagelijkse EMA-data wordt gefit, (4) selectie van concrete EMA-meetitems per behandeldoel, en (5) formulering van een gepersonaliseerde dagelijkse coachingsboodschap.</w:t>
+      </w:r>
+    </w:p>
+    <w:p>
+      <w:r>
+        <w:t>De kern is symptoomgedreven netwerk-analyse: behandelprioriteiten worden niet klinisch verondersteld, maar empirisch bepaald op basis van gemeten verbanden tussen dagelijks gedrag (behandelingsopties) en klachtniveaus (symptomen) over de tijd.</w:t>
+      </w:r>
+    </w:p>
+    <w:p/>
+    <w:p>
+      <w:r>
+        <w:rPr>
+          <w:b/>
+        </w:rPr>
+        <w:t>Hypothetische situatie:</w:t>
+      </w:r>
+    </w:p>
+    <w:p>
+      <w:r>
+        <w:t>Stelt u zich voor dat u als zorgprofessional een vrije klachttekst ontvangt maar uitsluitend beschikt over:</w:t>
+      </w:r>
+    </w:p>
+    <w:p>
+      <w:r>
+        <w:t xml:space="preserve">   • een mobiele applicatie waarmee de persoon elke dag korte EMA-vragen beantwoordt (ja/nee, 0–10, aantal, minuten – dagelijkse datacollectie);</w:t>
+      </w:r>
+    </w:p>
+    <w:p>
+      <w:r>
+        <w:t xml:space="preserve">   • een dagelijks digitaal bericht dat u stuurt naar de persoon (zoals in Deel 5 geformuleerd).</w:t>
+      </w:r>
+    </w:p>
+    <w:p>
+      <w:r>
+        <w:t>Geen directe consulten, telefoongesprekken of andere contactvormen.</w:t>
+      </w:r>
+    </w:p>
+    <w:p/>
+    <w:p>
+      <w:r>
+        <w:rPr>
+          <w:b/>
+        </w:rPr>
+        <w:t>Reflectievraag – beschrijf uw benaderingslogica concreet:</w:t>
+      </w:r>
+    </w:p>
+    <w:p>
+      <w:r>
+        <w:t>a.  Welke informatie zou u via de dagelijkse EMA-vragen willen verzamelen, en hoe bepaalt u die selectie op basis van de vrije klachttekst?</w:t>
+      </w:r>
+    </w:p>
+    <w:p>
+      <w:r>
+        <w:t>b.  Hoe stemt u de dagelijkse boodschappen af op wat u via de EMA-data geleidelijk leert over de toestand en het gedrag van de persoon?</w:t>
+      </w:r>
+    </w:p>
+    <w:p>
+      <w:r>
+        <w:t>c.  Zou u uw digitale aanpak bijsturen naarmate meer data beschikbaar wordt? Zo ja – op basis van welke criteria en via welk redeneerproces?</w:t>
+      </w:r>
+    </w:p>
+    <w:p/>
+    <w:p>
+      <w:r>
+        <w:rPr>
+          <w:i/>
+        </w:rPr>
+        <w:t>Er is geen enkel correct antwoord. Dit deel brengt uw klinische benaderingslogica in kaart naast die van PHOENIX, om benaderingsdiscrepanties te onderzoeken. Neem voldoende ruimte om uw redenering volledig en concreet te beschrijven.</w:t>
+      </w:r>
+    </w:p>
+    <w:p/>
+    <w:p>
+      <w:pPr>
+        <w:pStyle w:val="Heading3"/>
+      </w:pPr>
+      <w:r>
+        <w:t>Uw antwoord – Deel 6</w:t>
+      </w:r>
+    </w:p>
+    <w:p>
+      <w:r>
+        <w:t>Beschrijf uw aanpak zo concreet mogelijk (welke vragen, criteria, hoe u bijstuurt op basis van data):</w:t>
+      </w:r>
+    </w:p>
+    <w:p>
+      <w:r>
+        <w:t>____________________________________________________________</w:t>
+      </w:r>
+    </w:p>
+    <w:p>
+      <w:r>
+        <w:t>____________________________________________________________</w:t>
+      </w:r>
+    </w:p>
+    <w:p>
+      <w:r>
+        <w:t>____________________________________________________________</w:t>
+      </w:r>
+    </w:p>
+    <w:p>
+      <w:r>
+        <w:t>____________________________________________________________</w:t>
+      </w:r>
+    </w:p>
+    <w:p>
+      <w:r>
+        <w:t>____________________________________________________________</w:t>
+      </w:r>
+    </w:p>
+    <w:p>
+      <w:r>
+        <w:t>____________________________________________________________</w:t>
+      </w:r>
+    </w:p>
+    <w:p>
+      <w:r>
+        <w:t>____________________________________________________________</w:t>
+      </w:r>
+    </w:p>
+    <w:p>
+      <w:r>
+        <w:t>____________________________________________________________</w:t>
+      </w:r>
+    </w:p>
+    <w:p>
+      <w:r>
+        <w:t>____________________________________________________________</w:t>
+      </w:r>
+    </w:p>
+    <w:p>
+      <w:r>
+        <w:t>____________________________________________________________</w:t>
+      </w:r>
+    </w:p>
+    <w:p>
+      <w:r>
+        <w:t>____________________________________________________________</w:t>
+      </w:r>
+    </w:p>
+    <w:p>
+      <w:r>
+        <w:t>____________________________________________________________</w:t>
+      </w:r>
+    </w:p>
+    <w:p>
+      <w:r>
+        <w:t>____________________________________________________________</w:t>
+      </w:r>
+    </w:p>
+    <w:p>
+      <w:r>
+        <w:t>____________________________________________________________</w:t>
+      </w:r>
+    </w:p>
+    <w:p>
+      <w:r>
+        <w:t>____________________________________________________________</w:t>
+      </w:r>
+    </w:p>
+    <w:p>
+      <w:r>
+        <w:t>____________________________________________________________</w:t>
+      </w:r>
+    </w:p>
+    <w:p/>
+    <w:p>
+      <w:pPr>
+        <w:pStyle w:val="Heading1"/>
+      </w:pPr>
+      <w:r>
         <w:rPr>
           <w:color w:val="1E3A5F"/>
         </w:rPr>
-        <w:t>7  Afronding en terugbezorging</w:t>
+        <w:t>8  Afronding en terugbezorging</w:t>
       </w:r>
     </w:p>
     <w:p>
@@ -6552,7 +6785,7 @@
           <w:color w:val="000000"/>
           <w:sz w:val="22"/>
         </w:rPr>
-        <w:t>Dank u voor het invullen van alle vijf delen voor uw twee toegewezen casussen (Casus 1 en Casus 2).</w:t>
+        <w:t>Dank u voor het invullen van alle zes delen voor uw twee toegewezen casussen (Casus 1 en Casus 2) en de afsluitende reflectievraag.</w:t>
       </w:r>
     </w:p>
     <w:tbl>
@@ -6636,6 +6869,8 @@
                 <w:sz w:val="19"/>
               </w:rPr>
               <w:t>☐  Ik heb in Deel 5 een mobiele coachingsboodschap geschreven.</w:t>
+              <w:br/>
+              <w:t>☐  Ik heb in Deel 6 de reflectievraag over digitale benaderingslogica beantwoord.</w:t>
             </w:r>
           </w:p>
           <w:p>
